--- a/speech/口播提示卡.docx
+++ b/speech/口播提示卡.docx
@@ -506,13 +506,13 @@
         <w:t xml:space="preserve"> </w:t>
       </w:r>
       <w:r>
-        <w:t xml:space="preserve">- ① 可信性(内核代码出错→断网/误杀,先验证后部署)</w:t>
-      </w:r>
-      <w:r>
-        <w:t xml:space="preserve"> </w:t>
-      </w:r>
-      <w:r>
-        <w:t xml:space="preserve">- ② 探索有效性(状态空间大且有噪声)</w:t>
+        <w:t xml:space="preserve">- ① 可靠性(内核代码出错→断网/误杀,先验证后部署)</w:t>
+      </w:r>
+      <w:r>
+        <w:t xml:space="preserve"> </w:t>
+      </w:r>
+      <w:r>
+        <w:t xml:space="preserve">- ② 探索高效性(状态空间大且有噪声,要找真正有价值的攻击面)</w:t>
       </w:r>
       <w:r>
         <w:t xml:space="preserve"> </w:t>
@@ -654,7 +654,7 @@
         <w:rPr>
           <w:b/>
         </w:rPr>
-        <w:t xml:space="preserve">▸ 核心命题:防御演化</w:t>
+        <w:t xml:space="preserve">▸ 核心思路:防御演化</w:t>
       </w:r>
       <w:r>
         <w:t xml:space="preserve">　⏱0.7′</w:t>
@@ -663,31 +663,34 @@
         <w:t xml:space="preserve"> </w:t>
       </w:r>
       <w:r>
-        <w:t xml:space="preserve">- 定义:防御能力以</w:t>
-      </w:r>
-      <w:r>
-        <w:rPr>
-          <w:b/>
-        </w:rPr>
-        <w:t xml:space="preserve">经 verifier 证明安全的 eBPF 代码</w:t>
-      </w:r>
-      <w:r>
-        <w:t xml:space="preserve">为载体(非权重),智能体</w:t>
-      </w:r>
-      <w:r>
-        <w:rPr>
-          <w:b/>
-        </w:rPr>
-        <w:t xml:space="preserve">非梯度</w:t>
-      </w:r>
-      <w:r>
-        <w:t xml:space="preserve">持续衍生/修正/沉淀</w:t>
-      </w:r>
-      <w:r>
-        <w:t xml:space="preserve"> </w:t>
-      </w:r>
-      <w:r>
-        <w:t xml:space="preserve">- 五优势:容量无界 / 抗遗忘 / 可解释 / 线速 / 可形式化验证</w:t>
+        <w:t xml:space="preserve">- 一句话:让 agent</w:t>
+      </w:r>
+      <w:r>
+        <w:t xml:space="preserve"> </w:t>
+      </w:r>
+      <w:r>
+        <w:rPr>
+          <w:b/>
+        </w:rPr>
+        <w:t xml:space="preserve">持续维护与演化</w:t>
+      </w:r>
+      <w:r>
+        <w:t xml:space="preserve">一套内核防御代码;防御沉淀为</w:t>
+      </w:r>
+      <w:r>
+        <w:rPr>
+          <w:b/>
+        </w:rPr>
+        <w:t xml:space="preserve">可验证代码</w:t>
+      </w:r>
+      <w:r>
+        <w:t xml:space="preserve">,不是模型权重</w:t>
+      </w:r>
+      <w:r>
+        <w:t xml:space="preserve"> </w:t>
+      </w:r>
+      <w:r>
+        <w:t xml:space="preserve">- 优势:容量无界 / 抗遗忘 / 可解释 / 线速 / 可形式化验证</w:t>
       </w:r>
     </w:p>
     <w:p>
@@ -748,7 +751,7 @@
         <w:rPr>
           <w:b/>
         </w:rPr>
-        <w:t xml:space="preserve">▸ 系统总体架构</w:t>
+        <w:t xml:space="preserve">▸ 系统分层架构</w:t>
       </w:r>
       <w:r>
         <w:t xml:space="preserve">(看图讲)　⏱0.7′</w:t>
@@ -757,7 +760,46 @@
         <w:t xml:space="preserve"> </w:t>
       </w:r>
       <w:r>
-        <w:t xml:space="preserve">- 左→右:攻防靶场/红队(提供</w:t>
+        <w:t xml:space="preserve">- 三层:</w:t>
+      </w:r>
+      <w:r>
+        <w:rPr>
+          <w:b/>
+        </w:rPr>
+        <w:t xml:space="preserve">控制面·智能体</w:t>
+      </w:r>
+      <w:r>
+        <w:t xml:space="preserve">(探索/合成/反思 + harness)→</w:t>
+      </w:r>
+      <w:r>
+        <w:t xml:space="preserve"> </w:t>
+      </w:r>
+      <w:r>
+        <w:rPr>
+          <w:b/>
+        </w:rPr>
+        <w:t xml:space="preserve">可信验证面</w:t>
+      </w:r>
+      <w:r>
+        <w:t xml:space="preserve">(编译→verifier→沙箱→回滚)→</w:t>
+      </w:r>
+      <w:r>
+        <w:t xml:space="preserve"> </w:t>
+      </w:r>
+      <w:r>
+        <w:rPr>
+          <w:b/>
+        </w:rPr>
+        <w:t xml:space="preserve">内核数据面</w:t>
+      </w:r>
+      <w:r>
+        <w:t xml:space="preserve">(XDP tail-call 防御链 + 遥测)</w:t>
+      </w:r>
+      <w:r>
+        <w:t xml:space="preserve"> </w:t>
+      </w:r>
+      <w:r>
+        <w:t xml:space="preserve">- 左:攻防靶场喂</w:t>
       </w:r>
       <w:r>
         <w:rPr>
@@ -766,46 +808,31 @@
         <w:t xml:space="preserve">攻击样本</w:t>
       </w:r>
       <w:r>
-        <w:t xml:space="preserve">)→ 编码智能体 →(</w:t>
-      </w:r>
-      <w:r>
-        <w:rPr>
-          <w:b/>
-        </w:rPr>
-        <w:t xml:space="preserve">候选 eBPF</w:t>
-      </w:r>
-      <w:r>
-        <w:t xml:space="preserve">)可信加载闭环 →(</w:t>
-      </w:r>
-      <w:r>
-        <w:rPr>
-          <w:b/>
-        </w:rPr>
-        <w:t xml:space="preserve">热加载</w:t>
-      </w:r>
-      <w:r>
-        <w:t xml:space="preserve">)内核 XDP</w:t>
-      </w:r>
-      <w:r>
-        <w:t xml:space="preserve"> </w:t>
-      </w:r>
-      <w:r>
-        <w:t xml:space="preserve">- 上方:防御库(MAP-Elites 档案),沉淀/采样</w:t>
-      </w:r>
-      <w:r>
-        <w:t xml:space="preserve"> </w:t>
-      </w:r>
-      <w:r>
-        <w:t xml:space="preserve">- 下方:运行时遥测</w:t>
-      </w:r>
-      <w:r>
-        <w:rPr>
-          <w:b/>
-        </w:rPr>
-        <w:t xml:space="preserve">反馈</w:t>
-      </w:r>
-      <w:r>
-        <w:t xml:space="preserve">回智能体</w:t>
+        <w:t xml:space="preserve">;右:</w:t>
+      </w:r>
+      <w:r>
+        <w:rPr>
+          <w:b/>
+        </w:rPr>
+        <w:t xml:space="preserve">防御库/知识库</w:t>
+      </w:r>
+      <w:r>
+        <w:t xml:space="preserve">沉淀与采样</w:t>
+      </w:r>
+      <w:r>
+        <w:t xml:space="preserve"> </w:t>
+      </w:r>
+      <w:r>
+        <w:t xml:space="preserve">- 主流向下(候选 eBPF→验证通过·热加载);运行时</w:t>
+      </w:r>
+      <w:r>
+        <w:rPr>
+          <w:b/>
+        </w:rPr>
+        <w:t xml:space="preserve">反馈回灌</w:t>
+      </w:r>
+      <w:r>
+        <w:t xml:space="preserve">控制面再迭代</w:t>
       </w:r>
     </w:p>
     <w:p>
@@ -870,28 +897,34 @@
         <w:t xml:space="preserve">内核 verifier</w:t>
       </w:r>
       <w:r>
-        <w:t xml:space="preserve"> </w:t>
-      </w:r>
-      <w:r>
-        <w:t xml:space="preserve">- verifier = 不可伪造的</w:t>
-      </w:r>
-      <w:r>
-        <w:rPr>
-          <w:b/>
-        </w:rPr>
-        <w:t xml:space="preserve">安全预言机</w:t>
-      </w:r>
-      <w:r>
-        <w:t xml:space="preserve">(越界/无界循环/非法内存→无法加载)</w:t>
-      </w:r>
-      <w:r>
-        <w:t xml:space="preserve"> </w:t>
-      </w:r>
-      <w:r>
-        <w:t xml:space="preserve">- 任一层不过/异常 →</w:t>
-      </w:r>
-      <w:r>
-        <w:t xml:space="preserve"> </w:t>
+        <w:t xml:space="preserve">(都是现成基础设施)</w:t>
+      </w:r>
+      <w:r>
+        <w:t xml:space="preserve"> </w:t>
+      </w:r>
+      <w:r>
+        <w:t xml:space="preserve">-</w:t>
+      </w:r>
+      <w:r>
+        <w:t xml:space="preserve"> </w:t>
+      </w:r>
+      <w:r>
+        <w:rPr>
+          <w:b/>
+        </w:rPr>
+        <w:t xml:space="preserve">创新在于接入智能体闭环</w:t>
+      </w:r>
+      <w:r>
+        <w:t xml:space="preserve">:报错驱动</w:t>
+      </w:r>
+      <w:r>
+        <w:rPr>
+          <w:b/>
+        </w:rPr>
+        <w:t xml:space="preserve">自修正</w:t>
+      </w:r>
+      <w:r>
+        <w:t xml:space="preserve">、沙箱重放把关、异常即</w:t>
       </w:r>
       <w:r>
         <w:rPr>
@@ -941,7 +974,7 @@
         <w:rPr>
           <w:b/>
         </w:rPr>
-        <w:t xml:space="preserve">▸ 创新点(五)</w:t>
+        <w:t xml:space="preserve">▸ 创新点(三)</w:t>
       </w:r>
       <w:r>
         <w:t xml:space="preserve">　⏱0.7′</w:t>
@@ -950,7 +983,28 @@
         <w:t xml:space="preserve"> </w:t>
       </w:r>
       <w:r>
-        <w:t xml:space="preserve">- ①范式(防御演化)②机制(攻防同源自进化,区别一次性合成)③可信(verifier 作预言机)④评测(未知攻击留出集)⑤工程(</w:t>
+        <w:t xml:space="preserve">- ①</w:t>
+      </w:r>
+      <w:r>
+        <w:t xml:space="preserve"> </w:t>
+      </w:r>
+      <w:r>
+        <w:rPr>
+          <w:b/>
+        </w:rPr>
+        <w:t xml:space="preserve">范式</w:t>
+      </w:r>
+      <w:r>
+        <w:t xml:space="preserve">:agent 持续维护与演化内核防御代码(防御演化)</w:t>
+      </w:r>
+      <w:r>
+        <w:t xml:space="preserve"> </w:t>
+      </w:r>
+      <w:r>
+        <w:t xml:space="preserve">- ②</w:t>
+      </w:r>
+      <w:r>
+        <w:t xml:space="preserve"> </w:t>
       </w:r>
       <w:r>
         <w:rPr>
@@ -959,7 +1013,25 @@
         <w:t xml:space="preserve">专用 harness</w:t>
       </w:r>
       <w:r>
-        <w:t xml:space="preserve">)</w:t>
+        <w:t xml:space="preserve">:领域工具 + 反馈闭环,而非直接用通用 agent</w:t>
+      </w:r>
+      <w:r>
+        <w:t xml:space="preserve"> </w:t>
+      </w:r>
+      <w:r>
+        <w:t xml:space="preserve">- ③</w:t>
+      </w:r>
+      <w:r>
+        <w:t xml:space="preserve"> </w:t>
+      </w:r>
+      <w:r>
+        <w:rPr>
+          <w:b/>
+        </w:rPr>
+        <w:t xml:space="preserve">攻防协同演化评测基准</w:t>
+      </w:r>
+      <w:r>
+        <w:t xml:space="preserve">:含预留的未知攻击,量化已知/未知防御</w:t>
       </w:r>
     </w:p>
     <w:p>
@@ -985,7 +1057,7 @@
         <w:t xml:space="preserve"> </w:t>
       </w:r>
       <w:r>
-        <w:t xml:space="preserve">- 成果:学位论文;顶会投稿≥1;开源系统 +</w:t>
+        <w:t xml:space="preserve">- 成果:学位论文;开源系统 +</w:t>
       </w:r>
       <w:r>
         <w:t xml:space="preserve"> </w:t>

--- a/speech/口播提示卡.docx
+++ b/speech/口播提示卡.docx
@@ -497,7 +497,7 @@
         <w:rPr>
           <w:b/>
         </w:rPr>
-        <w:t xml:space="preserve">▸ 四项关键挑战</w:t>
+        <w:t xml:space="preserve">▸ 关键挑战(工程上)</w:t>
       </w:r>
       <w:r>
         <w:t xml:space="preserve">　⏱0.7′</w:t>
@@ -506,34 +506,55 @@
         <w:t xml:space="preserve"> </w:t>
       </w:r>
       <w:r>
-        <w:t xml:space="preserve">- ① 可靠性(内核代码出错→断网/误杀,先验证后部署)</w:t>
-      </w:r>
-      <w:r>
-        <w:t xml:space="preserve"> </w:t>
-      </w:r>
-      <w:r>
-        <w:t xml:space="preserve">- ② 探索高效性(状态空间大且有噪声,要找真正有价值的攻击面)</w:t>
-      </w:r>
-      <w:r>
-        <w:t xml:space="preserve"> </w:t>
-      </w:r>
-      <w:r>
-        <w:t xml:space="preserve">- ③ 非梯度演化收敛(单调进化、不腐化、不回退)</w:t>
-      </w:r>
-      <w:r>
-        <w:t xml:space="preserve"> </w:t>
-      </w:r>
-      <w:r>
-        <w:t xml:space="preserve">- ④ 评测(量化对</w:t>
-      </w:r>
-      <w:r>
-        <w:rPr>
-          <w:b/>
-        </w:rPr>
-        <w:t xml:space="preserve">未知攻击</w:t>
-      </w:r>
-      <w:r>
-        <w:t xml:space="preserve">的防御)</w:t>
+        <w:t xml:space="preserve">- ①</w:t>
+      </w:r>
+      <w:r>
+        <w:t xml:space="preserve"> </w:t>
+      </w:r>
+      <w:r>
+        <w:rPr>
+          <w:b/>
+        </w:rPr>
+        <w:t xml:space="preserve">可靠性</w:t>
+      </w:r>
+      <w:r>
+        <w:t xml:space="preserve">:内核代码出错→断网/误杀,先验证安全、再上线,出错能回滚</w:t>
+      </w:r>
+      <w:r>
+        <w:t xml:space="preserve"> </w:t>
+      </w:r>
+      <w:r>
+        <w:t xml:space="preserve">- ②</w:t>
+      </w:r>
+      <w:r>
+        <w:t xml:space="preserve"> </w:t>
+      </w:r>
+      <w:r>
+        <w:rPr>
+          <w:b/>
+        </w:rPr>
+        <w:t xml:space="preserve">生成质量</w:t>
+      </w:r>
+      <w:r>
+        <w:t xml:space="preserve">:agent 写的 eBPF 要编得过、过 verifier、真拦住又不误杀</w:t>
+      </w:r>
+      <w:r>
+        <w:t xml:space="preserve"> </w:t>
+      </w:r>
+      <w:r>
+        <w:t xml:space="preserve">- ③</w:t>
+      </w:r>
+      <w:r>
+        <w:t xml:space="preserve"> </w:t>
+      </w:r>
+      <w:r>
+        <w:rPr>
+          <w:b/>
+        </w:rPr>
+        <w:t xml:space="preserve">评测</w:t>
+      </w:r>
+      <w:r>
+        <w:t xml:space="preserve">:见过/没见过的攻击都能防,开销可接受</w:t>
       </w:r>
     </w:p>
     <w:p>
@@ -701,7 +722,7 @@
         <w:rPr>
           <w:b/>
         </w:rPr>
-        <w:t xml:space="preserve">▸ 四项研究内容</w:t>
+        <w:t xml:space="preserve">▸ 研究内容(三项,落在系统上)</w:t>
       </w:r>
       <w:r>
         <w:t xml:space="preserve">　⏱0.7′</w:t>
@@ -710,37 +731,67 @@
         <w:t xml:space="preserve"> </w:t>
       </w:r>
       <w:r>
-        <w:t xml:space="preserve">- ① 范式形式化 + 系统框架 +</w:t>
-      </w:r>
-      <w:r>
-        <w:t xml:space="preserve"> </w:t>
-      </w:r>
-      <w:r>
-        <w:rPr>
-          <w:b/>
-        </w:rPr>
-        <w:t xml:space="preserve">专用 harness</w:t>
-      </w:r>
-      <w:r>
-        <w:t xml:space="preserve">(把领域工具/反馈封装,区别于直接用通用 agent)</w:t>
-      </w:r>
-      <w:r>
-        <w:t xml:space="preserve"> </w:t>
-      </w:r>
-      <w:r>
-        <w:t xml:space="preserve">- ② 新颖性与覆盖度引导的攻击面探索</w:t>
-      </w:r>
-      <w:r>
-        <w:t xml:space="preserve"> </w:t>
-      </w:r>
-      <w:r>
-        <w:t xml:space="preserve">- ③ 大模型进化式 eBPF 合成 + 可信加载闭环</w:t>
-      </w:r>
-      <w:r>
-        <w:t xml:space="preserve"> </w:t>
-      </w:r>
-      <w:r>
-        <w:t xml:space="preserve">- ④ 多样化防御库 + 攻防协同演化评测</w:t>
+        <w:t xml:space="preserve">- ①</w:t>
+      </w:r>
+      <w:r>
+        <w:t xml:space="preserve"> </w:t>
+      </w:r>
+      <w:r>
+        <w:rPr>
+          <w:b/>
+        </w:rPr>
+        <w:t xml:space="preserve">把系统搭起来</w:t>
+      </w:r>
+      <w:r>
+        <w:t xml:space="preserve">:PacketScope/Guarder 上,做</w:t>
+      </w:r>
+      <w:r>
+        <w:t xml:space="preserve">“</w:t>
+      </w:r>
+      <w:r>
+        <w:t xml:space="preserve">生成 eBPF→编译→verifier→沙箱→加载→读遥测</w:t>
+      </w:r>
+      <w:r>
+        <w:t xml:space="preserve">”</w:t>
+      </w:r>
+      <w:r>
+        <w:t xml:space="preserve">的工具链闭环</w:t>
+      </w:r>
+      <w:r>
+        <w:t xml:space="preserve"> </w:t>
+      </w:r>
+      <w:r>
+        <w:t xml:space="preserve">- ②</w:t>
+      </w:r>
+      <w:r>
+        <w:t xml:space="preserve"> </w:t>
+      </w:r>
+      <w:r>
+        <w:rPr>
+          <w:b/>
+        </w:rPr>
+        <w:t xml:space="preserve">写出能用且安全的 eBPF</w:t>
+      </w:r>
+      <w:r>
+        <w:t xml:space="preserve">:生成质量(编过 / 过 verifier / 不误杀)+ 安全(出错回滚)</w:t>
+      </w:r>
+      <w:r>
+        <w:t xml:space="preserve"> </w:t>
+      </w:r>
+      <w:r>
+        <w:t xml:space="preserve">- ③</w:t>
+      </w:r>
+      <w:r>
+        <w:t xml:space="preserve"> </w:t>
+      </w:r>
+      <w:r>
+        <w:rPr>
+          <w:b/>
+        </w:rPr>
+        <w:t xml:space="preserve">真实攻击防御 + 评测</w:t>
+      </w:r>
+      <w:r>
+        <w:t xml:space="preserve">:PMTUD/NAT/IPID 靶场,测检出率 / 误报 / 开销,比人工规则与现有工具</w:t>
       </w:r>
     </w:p>
     <w:p>
@@ -992,10 +1043,10 @@
         <w:rPr>
           <w:b/>
         </w:rPr>
-        <w:t xml:space="preserve">范式</w:t>
-      </w:r>
-      <w:r>
-        <w:t xml:space="preserve">:agent 持续维护与演化内核防御代码(防御演化)</w:t>
+        <w:t xml:space="preserve">一套能跑的系统</w:t>
+      </w:r>
+      <w:r>
+        <w:t xml:space="preserve">:PacketScope/Guarder 上落地,agent 自动维护内核 eBPF 防御,可演示可复现</w:t>
       </w:r>
       <w:r>
         <w:t xml:space="preserve"> </w:t>
@@ -1010,10 +1061,10 @@
         <w:rPr>
           <w:b/>
         </w:rPr>
-        <w:t xml:space="preserve">专用 harness</w:t>
-      </w:r>
-      <w:r>
-        <w:t xml:space="preserve">:领域工具 + 反馈闭环,而非直接用通用 agent</w:t>
+        <w:t xml:space="preserve">可靠流水线</w:t>
+      </w:r>
+      <w:r>
+        <w:t xml:space="preserve">:生成→编译→verifier→沙箱→加载→回滚,AI 写的 eBPF 能用、不把内核搞挂</w:t>
       </w:r>
       <w:r>
         <w:t xml:space="preserve"> </w:t>
@@ -1028,10 +1079,10 @@
         <w:rPr>
           <w:b/>
         </w:rPr>
-        <w:t xml:space="preserve">攻防协同演化评测基准</w:t>
-      </w:r>
-      <w:r>
-        <w:t xml:space="preserve">:含预留的未知攻击,量化已知/未知防御</w:t>
+        <w:t xml:space="preserve">真实攻击评测靶场</w:t>
+      </w:r>
+      <w:r>
+        <w:t xml:space="preserve">:PMTUD/NAT/IPID,检出率 / 误报 / 开销,比人工规则与现有工具</w:t>
       </w:r>
     </w:p>
     <w:p>

--- a/speech/口播提示卡.docx
+++ b/speech/口播提示卡.docx
@@ -408,7 +408,7 @@
         <w:t xml:space="preserve">编码智能体</w:t>
       </w:r>
       <w:r>
-        <w:t xml:space="preserve">:Claude Code / Cursor / Codex / Devin / SWE-agent 已能自主写改调</w:t>
+        <w:t xml:space="preserve">:Claude Code / Cursor / Codex / Devin / SWE-agent 已能自主编写、修改与调试代码</w:t>
       </w:r>
       <w:r>
         <w:t xml:space="preserve"> </w:t>
@@ -497,7 +497,7 @@
         <w:rPr>
           <w:b/>
         </w:rPr>
-        <w:t xml:space="preserve">▸ 关键挑战(工程上)</w:t>
+        <w:t xml:space="preserve">▸ 关键挑战(工程层面)</w:t>
       </w:r>
       <w:r>
         <w:t xml:space="preserve">　⏱0.7′</w:t>
@@ -518,7 +518,7 @@
         <w:t xml:space="preserve">可靠性</w:t>
       </w:r>
       <w:r>
-        <w:t xml:space="preserve">:内核代码出错→断网/误杀,先验证安全、再上线,出错能回滚</w:t>
+        <w:t xml:space="preserve">:内核代码若有缺陷→网络中断/误伤正常流量,先验证安全、再上线,异常可回滚</w:t>
       </w:r>
       <w:r>
         <w:t xml:space="preserve"> </w:t>
@@ -536,7 +536,7 @@
         <w:t xml:space="preserve">生成质量</w:t>
       </w:r>
       <w:r>
-        <w:t xml:space="preserve">:agent 写的 eBPF 要编得过、过 verifier、真拦住又不误杀</w:t>
+        <w:t xml:space="preserve">:智能体生成的 eBPF 须可编译、通过 verifier、有效拦截且不误伤正常流量</w:t>
       </w:r>
       <w:r>
         <w:t xml:space="preserve"> </w:t>
@@ -722,7 +722,7 @@
         <w:rPr>
           <w:b/>
         </w:rPr>
-        <w:t xml:space="preserve">▸ 研究内容(三项,落在系统上)</w:t>
+        <w:t xml:space="preserve">▸ 主要研究内容(三项)</w:t>
       </w:r>
       <w:r>
         <w:t xml:space="preserve">　⏱0.7′</w:t>
@@ -740,16 +740,16 @@
         <w:rPr>
           <w:b/>
         </w:rPr>
-        <w:t xml:space="preserve">把系统搭起来</w:t>
-      </w:r>
-      <w:r>
-        <w:t xml:space="preserve">:PacketScope/Guarder 上,做</w:t>
+        <w:t xml:space="preserve">系统构建</w:t>
+      </w:r>
+      <w:r>
+        <w:t xml:space="preserve">:PacketScope/Guarder 上,构建</w:t>
       </w:r>
       <w:r>
         <w:t xml:space="preserve">“</w:t>
       </w:r>
       <w:r>
-        <w:t xml:space="preserve">生成 eBPF→编译→verifier→沙箱→加载→读遥测</w:t>
+        <w:t xml:space="preserve">生成 eBPF→编译→verifier→沙箱→加载→读取遥测</w:t>
       </w:r>
       <w:r>
         <w:t xml:space="preserve">”</w:t>
@@ -770,10 +770,10 @@
         <w:rPr>
           <w:b/>
         </w:rPr>
-        <w:t xml:space="preserve">写出能用且安全的 eBPF</w:t>
-      </w:r>
-      <w:r>
-        <w:t xml:space="preserve">:生成质量(编过 / 过 verifier / 不误杀)+ 安全(出错回滚)</w:t>
+        <w:t xml:space="preserve">写出可用且安全的 eBPF</w:t>
+      </w:r>
+      <w:r>
+        <w:t xml:space="preserve">:生成质量(可编译 / 通过 verifier / 不误伤)+ 运行安全(异常回滚)</w:t>
       </w:r>
       <w:r>
         <w:t xml:space="preserve"> </w:t>
@@ -791,7 +791,7 @@
         <w:t xml:space="preserve">真实攻击防御 + 评测</w:t>
       </w:r>
       <w:r>
-        <w:t xml:space="preserve">:PMTUD/NAT/IPID 靶场,测检出率 / 误报 / 开销,比人工规则与现有工具</w:t>
+        <w:t xml:space="preserve">:PMTUD/NAT/IPID 靶场,度量检测率 / 误报 / 开销,与人工规则、现有工具对比</w:t>
       </w:r>
     </w:p>
     <w:p>
@@ -1064,7 +1064,7 @@
         <w:t xml:space="preserve">可靠流水线</w:t>
       </w:r>
       <w:r>
-        <w:t xml:space="preserve">:生成→编译→verifier→沙箱→加载→回滚,AI 写的 eBPF 能用、不把内核搞挂</w:t>
+        <w:t xml:space="preserve">:生成→编译→verifier→沙箱→加载→回滚,智能体生成的 eBPF 能用、不致内核崩溃</w:t>
       </w:r>
       <w:r>
         <w:t xml:space="preserve"> </w:t>

--- a/speech/口播提示卡.docx
+++ b/speech/口播提示卡.docx
@@ -97,7 +97,7 @@
         <w:t xml:space="preserve">“</w:t>
       </w:r>
       <w:r>
-        <w:t xml:space="preserve">下面从背景、问题、相关工作、内容方法、技术路线、创新点、计划成果汇报</w:t>
+        <w:t xml:space="preserve">下面从背景、问题、相关工作、内容方法、技术路线、计划成果汇报</w:t>
       </w:r>
       <w:r>
         <w:t xml:space="preserve">”</w:t>
@@ -497,7 +497,7 @@
         <w:rPr>
           <w:b/>
         </w:rPr>
-        <w:t xml:space="preserve">▸ 关键挑战(工程层面)</w:t>
+        <w:t xml:space="preserve">▸ 关键挑战</w:t>
       </w:r>
       <w:r>
         <w:t xml:space="preserve">　⏱0.7′</w:t>
@@ -518,7 +518,7 @@
         <w:t xml:space="preserve">可靠性</w:t>
       </w:r>
       <w:r>
-        <w:t xml:space="preserve">:内核代码若有缺陷→网络中断/误伤正常流量,先验证安全、再上线,异常可回滚</w:t>
+        <w:t xml:space="preserve">:内核代码若有缺陷→网络中断/误伤正常流量,须先验证安全、再上线,异常可回滚</w:t>
       </w:r>
       <w:r>
         <w:t xml:space="preserve"> </w:t>
@@ -554,7 +554,7 @@
         <w:t xml:space="preserve">评测</w:t>
       </w:r>
       <w:r>
-        <w:t xml:space="preserve">:见过/没见过的攻击都能防,开销可接受</w:t>
+        <w:t xml:space="preserve">:对已知与未知攻击均能防御,且性能开销可控</w:t>
       </w:r>
     </w:p>
     <w:p>
@@ -604,7 +604,7 @@
         <w:rPr>
           <w:b/>
         </w:rPr>
-        <w:t xml:space="preserve">▸ 相关工作(二):LLM 安全 + 方法论</w:t>
+        <w:t xml:space="preserve">▸ 相关工作(二):大模型用于安全 / 编码智能体</w:t>
       </w:r>
       <w:r>
         <w:t xml:space="preserve">　⏱0.5′</w:t>
@@ -619,13 +619,22 @@
         <w:rPr>
           <w:b/>
         </w:rPr>
-        <w:t xml:space="preserve">Kgent/KEN(最直接基线,但一次性合成)</w:t>
-      </w:r>
-      <w:r>
-        <w:t xml:space="preserve"> </w:t>
-      </w:r>
-      <w:r>
-        <w:t xml:space="preserve">- 方法论:非梯度演化、FunSearch/AlphaEvolve、Darwin-Gödel Machine、探索(ICM/RND)、QD(Novelty/MAP-Elites)</w:t>
+        <w:t xml:space="preserve">Kgent/KEN(最直接基线,但一次性合成、不持续维护)</w:t>
+      </w:r>
+      <w:r>
+        <w:t xml:space="preserve"> </w:t>
+      </w:r>
+      <w:r>
+        <w:t xml:space="preserve">- 编码智能体:Claude Code/Cursor/Codex/Devin/SWE-agent——通用、不含内核/eBPF 领域能力,故做</w:t>
+      </w:r>
+      <w:r>
+        <w:rPr>
+          <w:b/>
+        </w:rPr>
+        <w:t xml:space="preserve">专用 harness</w:t>
+      </w:r>
+      <w:r>
+        <w:t xml:space="preserve">;迭代思路可借鉴 FunSearch/AlphaEvolve</w:t>
       </w:r>
     </w:p>
     <w:p>
@@ -711,7 +720,7 @@
         <w:t xml:space="preserve"> </w:t>
       </w:r>
       <w:r>
-        <w:t xml:space="preserve">- 优势:容量无界 / 抗遗忘 / 可解释 / 线速 / 可形式化验证</w:t>
+        <w:t xml:space="preserve">- 为何用代码:可累积、不遗忘;可读、可审计;线速执行;出错可回滚,verifier 保证不致内核崩溃</w:t>
       </w:r>
     </w:p>
     <w:p>
@@ -722,7 +731,7 @@
         <w:rPr>
           <w:b/>
         </w:rPr>
-        <w:t xml:space="preserve">▸ 主要研究内容(三项)</w:t>
+        <w:t xml:space="preserve">▸ 主要研究内容(两项)</w:t>
       </w:r>
       <w:r>
         <w:t xml:space="preserve">　⏱0.7′</w:t>
@@ -740,46 +749,28 @@
         <w:rPr>
           <w:b/>
         </w:rPr>
-        <w:t xml:space="preserve">系统构建</w:t>
-      </w:r>
-      <w:r>
-        <w:t xml:space="preserve">:PacketScope/Guarder 上,构建</w:t>
+        <w:t xml:space="preserve">一套完整的专用 harness</w:t>
+      </w:r>
+      <w:r>
+        <w:t xml:space="preserve">:把</w:t>
       </w:r>
       <w:r>
         <w:t xml:space="preserve">“</w:t>
       </w:r>
       <w:r>
-        <w:t xml:space="preserve">生成 eBPF→编译→verifier→沙箱→加载→读取遥测</w:t>
+        <w:t xml:space="preserve">智能体生成 eBPF 防御并保证可用、安全</w:t>
       </w:r>
       <w:r>
         <w:t xml:space="preserve">”</w:t>
       </w:r>
       <w:r>
-        <w:t xml:space="preserve">的工具链闭环</w:t>
+        <w:t xml:space="preserve">全过程封装为 harness——生成、编译、verifier、沙箱、加载、运行时反馈;解决生成质量(可编译 / 过 verifier / 不误伤)与运行安全(异常回滚)</w:t>
       </w:r>
       <w:r>
         <w:t xml:space="preserve"> </w:t>
       </w:r>
       <w:r>
         <w:t xml:space="preserve">- ②</w:t>
-      </w:r>
-      <w:r>
-        <w:t xml:space="preserve"> </w:t>
-      </w:r>
-      <w:r>
-        <w:rPr>
-          <w:b/>
-        </w:rPr>
-        <w:t xml:space="preserve">写出可用且安全的 eBPF</w:t>
-      </w:r>
-      <w:r>
-        <w:t xml:space="preserve">:生成质量(可编译 / 通过 verifier / 不误伤)+ 运行安全(异常回滚)</w:t>
-      </w:r>
-      <w:r>
-        <w:t xml:space="preserve"> </w:t>
-      </w:r>
-      <w:r>
-        <w:t xml:space="preserve">- ③</w:t>
       </w:r>
       <w:r>
         <w:t xml:space="preserve"> </w:t>
@@ -1020,74 +1011,6 @@
     <w:p>
       <w:pPr>
         <w:pStyle w:val="FirstParagraph"/>
-      </w:pPr>
-      <w:r>
-        <w:rPr>
-          <w:b/>
-        </w:rPr>
-        <w:t xml:space="preserve">▸ 创新点(三)</w:t>
-      </w:r>
-      <w:r>
-        <w:t xml:space="preserve">　⏱0.7′</w:t>
-      </w:r>
-      <w:r>
-        <w:t xml:space="preserve"> </w:t>
-      </w:r>
-      <w:r>
-        <w:t xml:space="preserve">- ①</w:t>
-      </w:r>
-      <w:r>
-        <w:t xml:space="preserve"> </w:t>
-      </w:r>
-      <w:r>
-        <w:rPr>
-          <w:b/>
-        </w:rPr>
-        <w:t xml:space="preserve">一套能跑的系统</w:t>
-      </w:r>
-      <w:r>
-        <w:t xml:space="preserve">:PacketScope/Guarder 上落地,agent 自动维护内核 eBPF 防御,可演示可复现</w:t>
-      </w:r>
-      <w:r>
-        <w:t xml:space="preserve"> </w:t>
-      </w:r>
-      <w:r>
-        <w:t xml:space="preserve">- ②</w:t>
-      </w:r>
-      <w:r>
-        <w:t xml:space="preserve"> </w:t>
-      </w:r>
-      <w:r>
-        <w:rPr>
-          <w:b/>
-        </w:rPr>
-        <w:t xml:space="preserve">可靠流水线</w:t>
-      </w:r>
-      <w:r>
-        <w:t xml:space="preserve">:生成→编译→verifier→沙箱→加载→回滚,智能体生成的 eBPF 能用、不致内核崩溃</w:t>
-      </w:r>
-      <w:r>
-        <w:t xml:space="preserve"> </w:t>
-      </w:r>
-      <w:r>
-        <w:t xml:space="preserve">- ③</w:t>
-      </w:r>
-      <w:r>
-        <w:t xml:space="preserve"> </w:t>
-      </w:r>
-      <w:r>
-        <w:rPr>
-          <w:b/>
-        </w:rPr>
-        <w:t xml:space="preserve">真实攻击评测靶场</w:t>
-      </w:r>
-      <w:r>
-        <w:t xml:space="preserve">:PMTUD/NAT/IPID,检出率 / 误报 / 开销,比人工规则与现有工具</w:t>
-      </w:r>
-    </w:p>
-    <w:p>
-      <w:pPr>
-        <w:pStyle w:val="BodyText"/>
       </w:pPr>
       <w:r>
         <w:rPr>
